--- a/World Lore.docx
+++ b/World Lore.docx
@@ -12,20 +12,87 @@
     </w:p>
     <w:p/>
     <w:p>
-      <w:r>
-        <w:rPr>
-          <w:rFonts w:hint="eastAsia"/>
+      <w:pPr>
+        <w:rPr>
+          <w:rFonts w:hint="eastAsia"/>
+          <w:b/>
+          <w:bCs/>
+        </w:rPr>
+      </w:pPr>
+      <w:r>
+        <w:rPr>
+          <w:rFonts w:hint="eastAsia"/>
+          <w:b/>
+          <w:bCs/>
         </w:rPr>
         <w:t xml:space="preserve">Alden, Yvaine, Eamon </w:t>
       </w:r>
       <w:r>
+        <w:rPr>
+          <w:b/>
+          <w:bCs/>
+        </w:rPr>
         <w:t>–</w:t>
       </w:r>
       <w:r>
         <w:rPr>
           <w:rFonts w:hint="eastAsia"/>
+          <w:b/>
+          <w:bCs/>
         </w:rPr>
         <w:t xml:space="preserve"> story 1</w:t>
+      </w:r>
+      <w:r>
+        <w:rPr>
+          <w:rFonts w:hint="eastAsia"/>
+          <w:b/>
+          <w:bCs/>
+        </w:rPr>
+        <w:t xml:space="preserve"> </w:t>
+      </w:r>
+      <w:r>
+        <w:rPr>
+          <w:b/>
+          <w:bCs/>
+        </w:rPr>
+        <w:t>–</w:t>
+      </w:r>
+      <w:r>
+        <w:rPr>
+          <w:rFonts w:hint="eastAsia"/>
+          <w:b/>
+          <w:bCs/>
+        </w:rPr>
+        <w:t xml:space="preserve"> </w:t>
+      </w:r>
+      <w:r>
+        <w:rPr>
+          <w:b/>
+          <w:bCs/>
+        </w:rPr>
+        <w:t>‘</w:t>
+      </w:r>
+      <w:r>
+        <w:rPr>
+          <w:b/>
+          <w:bCs/>
+        </w:rPr>
+        <w:t>Sixty Percent of a Hero</w:t>
+      </w:r>
+      <w:r>
+        <w:rPr>
+          <w:b/>
+          <w:bCs/>
+        </w:rPr>
+        <w:t>’</w:t>
+      </w:r>
+      <w:r>
+        <w:rPr>
+          <w:rFonts w:hint="eastAsia"/>
+          <w:b/>
+          <w:bCs/>
+        </w:rPr>
+        <w:t>, east border of Silver gale</w:t>
       </w:r>
     </w:p>
     <w:p>
@@ -100,21 +167,73 @@
     <w:p/>
     <w:p/>
     <w:p>
-      <w:r>
-        <w:rPr>
-          <w:rFonts w:hint="eastAsia"/>
+      <w:pPr>
+        <w:rPr>
+          <w:rFonts w:hint="eastAsia"/>
+          <w:b/>
+          <w:bCs/>
+        </w:rPr>
+      </w:pPr>
+      <w:r>
+        <w:rPr>
+          <w:rFonts w:hint="eastAsia"/>
+          <w:b/>
+          <w:bCs/>
         </w:rPr>
         <w:t xml:space="preserve">Lysandra, Kaelan </w:t>
       </w:r>
       <w:r>
+        <w:rPr>
+          <w:b/>
+          <w:bCs/>
+        </w:rPr>
         <w:t>–</w:t>
       </w:r>
       <w:r>
         <w:rPr>
           <w:rFonts w:hint="eastAsia"/>
+          <w:b/>
+          <w:bCs/>
         </w:rPr>
         <w:t xml:space="preserve"> story 2</w:t>
       </w:r>
+      <w:r>
+        <w:rPr>
+          <w:rFonts w:hint="eastAsia"/>
+          <w:b/>
+          <w:bCs/>
+        </w:rPr>
+        <w:t xml:space="preserve"> - </w:t>
+      </w:r>
+      <w:r>
+        <w:rPr>
+          <w:b/>
+          <w:bCs/>
+        </w:rPr>
+        <w:t>‘</w:t>
+      </w:r>
+      <w:r>
+        <w:rPr>
+          <w:b/>
+          <w:bCs/>
+        </w:rPr>
+        <w:t>A Lesson in the Dark</w:t>
+      </w:r>
+      <w:r>
+        <w:rPr>
+          <w:b/>
+          <w:bCs/>
+        </w:rPr>
+        <w:t>’</w:t>
+      </w:r>
+      <w:r>
+        <w:rPr>
+          <w:rFonts w:hint="eastAsia"/>
+          <w:b/>
+          <w:bCs/>
+        </w:rPr>
+        <w:t>, dark forest (between silver gale and woodlands)</w:t>
+      </w:r>
     </w:p>
     <w:p/>
     <w:p>
@@ -137,11 +256,11 @@
     <w:p/>
     <w:p>
       <w:r>
-        <w:t xml:space="preserve">The harsh words hung in the quiet cabin, heavy and suffocating. Lysandra, whose solitary existence had left her tragically ill-equipped for the chaotic emotional outbursts of a growing child, simply froze. Her hands rested motionless over her mortar, her lips slightly parted in a silent, stunned inadequacy. She didn't know how to reach out, how </w:t>
+        <w:t xml:space="preserve">The harsh words hung in the quiet cabin, heavy and suffocating. Lysandra, whose solitary existence had left her tragically ill-equipped for the chaotic emotional outbursts of a growing child, simply froze. Her hands rested motionless over her mortar, her lips </w:t>
       </w:r>
       <w:r>
         <w:lastRenderedPageBreak/>
-        <w:t>to bridge the gap her long isolation had built. Taking advantage of the paralyzing silence, Kaelan spun on her heel and bolted out the heavy oak door, sprinting blindly into the sprawling green labyrinth.</w:t>
+        <w:t>slightly parted in a silent, stunned inadequacy. She didn't know how to reach out, how to bridge the gap her long isolation had built. Taking advantage of the paralyzing silence, Kaelan spun on her heel and bolted out the heavy oak door, sprinting blindly into the sprawling green labyrinth.</w:t>
       </w:r>
     </w:p>
     <w:p/>
@@ -194,23 +313,97 @@
     <w:p/>
     <w:p/>
     <w:p>
-      <w:r>
-        <w:rPr>
-          <w:rFonts w:hint="eastAsia"/>
+      <w:pPr>
+        <w:rPr>
+          <w:rFonts w:hint="eastAsia"/>
+          <w:b/>
+          <w:bCs/>
+        </w:rPr>
+      </w:pPr>
+      <w:r>
+        <w:rPr>
+          <w:rFonts w:hint="eastAsia"/>
+          <w:b/>
+          <w:bCs/>
         </w:rPr>
         <w:t xml:space="preserve">Corvus, Aurora, Serilla </w:t>
       </w:r>
       <w:r>
+        <w:rPr>
+          <w:b/>
+          <w:bCs/>
+        </w:rPr>
         <w:t>–</w:t>
       </w:r>
       <w:r>
         <w:rPr>
           <w:rFonts w:hint="eastAsia"/>
+          <w:b/>
+          <w:bCs/>
         </w:rPr>
         <w:t xml:space="preserve"> story 3</w:t>
       </w:r>
-    </w:p>
-    <w:p/>
+      <w:r>
+        <w:rPr>
+          <w:rFonts w:hint="eastAsia"/>
+          <w:b/>
+          <w:bCs/>
+        </w:rPr>
+        <w:t xml:space="preserve"> </w:t>
+      </w:r>
+      <w:r>
+        <w:rPr>
+          <w:b/>
+          <w:bCs/>
+        </w:rPr>
+        <w:t>–</w:t>
+      </w:r>
+      <w:r>
+        <w:rPr>
+          <w:rFonts w:hint="eastAsia"/>
+          <w:b/>
+          <w:bCs/>
+        </w:rPr>
+        <w:t xml:space="preserve"> </w:t>
+      </w:r>
+      <w:r>
+        <w:rPr>
+          <w:b/>
+          <w:bCs/>
+        </w:rPr>
+        <w:t>‘</w:t>
+      </w:r>
+      <w:r>
+        <w:rPr>
+          <w:b/>
+          <w:bCs/>
+        </w:rPr>
+        <w:t>The Silence of the Hollow Blade</w:t>
+      </w:r>
+      <w:r>
+        <w:rPr>
+          <w:b/>
+          <w:bCs/>
+        </w:rPr>
+        <w:t>’</w:t>
+      </w:r>
+      <w:r>
+        <w:rPr>
+          <w:rFonts w:hint="eastAsia"/>
+          <w:b/>
+          <w:bCs/>
+        </w:rPr>
+        <w:t>, dark glade</w:t>
+      </w:r>
+    </w:p>
+    <w:p>
+      <w:pPr>
+        <w:rPr>
+          <w:rFonts w:hint="cs"/>
+          <w:rtl/>
+        </w:rPr>
+      </w:pPr>
+    </w:p>
     <w:p>
       <w:r>
         <w:t>The Dark Glade was less a forest and more a festering wound on the continent. The air was thick with a putrid, sulfurous rot that clung to the back of the throat, while the sprawling undergrowth bristled with poisonous, barbed fauna that blistered armor and flesh alike. It was a suffocating, lightless nightmare teeming with deadly, mutated lifeforms and an overwhelming concentration of high-tier monsters. Pushing through this hostile labyrinth on orders from the Moonlight Scripture, twenty-year-old Corvus Grim kept his holy scythe drawn. His calm, calculated demeanor masked an urgent desperation to find their targeted artifact and escape the territory as swiftly as possible.</w:t>
@@ -267,20 +460,87 @@
     </w:p>
     <w:p/>
     <w:p>
-      <w:r>
-        <w:rPr>
-          <w:rFonts w:hint="eastAsia"/>
+      <w:pPr>
+        <w:rPr>
+          <w:rFonts w:hint="eastAsia"/>
+          <w:b/>
+          <w:bCs/>
+        </w:rPr>
+      </w:pPr>
+      <w:r>
+        <w:rPr>
+          <w:rFonts w:hint="eastAsia"/>
+          <w:b/>
+          <w:bCs/>
         </w:rPr>
         <w:t xml:space="preserve">Seraphina, Fenric </w:t>
       </w:r>
       <w:r>
+        <w:rPr>
+          <w:b/>
+          <w:bCs/>
+        </w:rPr>
         <w:t>–</w:t>
       </w:r>
       <w:r>
         <w:rPr>
           <w:rFonts w:hint="eastAsia"/>
+          <w:b/>
+          <w:bCs/>
         </w:rPr>
         <w:t xml:space="preserve"> Story 4</w:t>
+      </w:r>
+      <w:r>
+        <w:rPr>
+          <w:rFonts w:hint="eastAsia"/>
+          <w:b/>
+          <w:bCs/>
+        </w:rPr>
+        <w:t xml:space="preserve"> </w:t>
+      </w:r>
+      <w:r>
+        <w:rPr>
+          <w:b/>
+          <w:bCs/>
+        </w:rPr>
+        <w:t>–</w:t>
+      </w:r>
+      <w:r>
+        <w:rPr>
+          <w:rFonts w:hint="eastAsia"/>
+          <w:b/>
+          <w:bCs/>
+        </w:rPr>
+        <w:t xml:space="preserve"> </w:t>
+      </w:r>
+      <w:r>
+        <w:rPr>
+          <w:b/>
+          <w:bCs/>
+        </w:rPr>
+        <w:t>‘</w:t>
+      </w:r>
+      <w:r>
+        <w:rPr>
+          <w:b/>
+          <w:bCs/>
+        </w:rPr>
+        <w:t>The Faithless Shield</w:t>
+      </w:r>
+      <w:r>
+        <w:rPr>
+          <w:b/>
+          <w:bCs/>
+        </w:rPr>
+        <w:t>’</w:t>
+      </w:r>
+      <w:r>
+        <w:rPr>
+          <w:rFonts w:hint="eastAsia"/>
+          <w:b/>
+          <w:bCs/>
+        </w:rPr>
+        <w:t>, Lightspear</w:t>
       </w:r>
     </w:p>
     <w:p>
@@ -328,13 +588,160 @@
         <w:t>A fleeting sorrow crossed Seraphina’s pale features. She softly declined his personal servitude, claiming she was a mere mortal vessel unworthy of such singular devotion, but gently added that the House of the Sun would gladly welcome a warrior of his caliber into its ranks. Fenric’s heart soared. It was a formal compromise, but it was enough. By taking command of her guard, he could ensure he remained a permanent fixture in her shrinking world, serving as her faithless shield against the encroaching dark. The hardened mercenary lacked the holy vocabulary of the cathedral, and he certainly lacked the words to define the desperate, anchoring emotion taking root in his chest—a pure, unspoken devotion that the rest of the world simply called love.</w:t>
       </w:r>
     </w:p>
+    <w:p/>
     <w:p>
       <w:pPr>
         <w:rPr>
           <w:rFonts w:hint="eastAsia"/>
+          <w:b/>
+          <w:bCs/>
         </w:rPr>
       </w:pPr>
-    </w:p>
+      <w:r>
+        <w:rPr>
+          <w:rFonts w:hint="eastAsia"/>
+          <w:b/>
+          <w:bCs/>
+        </w:rPr>
+        <w:t xml:space="preserve">Eva, Elowen and Evander </w:t>
+      </w:r>
+      <w:r>
+        <w:rPr>
+          <w:b/>
+          <w:bCs/>
+        </w:rPr>
+        <w:t>–</w:t>
+      </w:r>
+      <w:r>
+        <w:rPr>
+          <w:rFonts w:hint="eastAsia"/>
+          <w:b/>
+          <w:bCs/>
+        </w:rPr>
+        <w:t xml:space="preserve"> story 5</w:t>
+      </w:r>
+      <w:r>
+        <w:rPr>
+          <w:rFonts w:hint="eastAsia"/>
+          <w:b/>
+          <w:bCs/>
+        </w:rPr>
+        <w:t xml:space="preserve"> </w:t>
+      </w:r>
+      <w:r>
+        <w:rPr>
+          <w:b/>
+          <w:bCs/>
+        </w:rPr>
+        <w:t>–</w:t>
+      </w:r>
+      <w:r>
+        <w:rPr>
+          <w:rFonts w:hint="eastAsia"/>
+          <w:b/>
+          <w:bCs/>
+        </w:rPr>
+        <w:t xml:space="preserve"> </w:t>
+      </w:r>
+      <w:r>
+        <w:rPr>
+          <w:b/>
+          <w:bCs/>
+        </w:rPr>
+        <w:t>‘</w:t>
+      </w:r>
+      <w:r>
+        <w:rPr>
+          <w:b/>
+          <w:bCs/>
+        </w:rPr>
+        <w:t>The Beastmaster's Detour</w:t>
+      </w:r>
+      <w:r>
+        <w:rPr>
+          <w:b/>
+          <w:bCs/>
+        </w:rPr>
+        <w:t>’</w:t>
+      </w:r>
+      <w:r>
+        <w:rPr>
+          <w:rFonts w:hint="eastAsia"/>
+          <w:b/>
+          <w:bCs/>
+        </w:rPr>
+        <w:t>, dark forest (between silver gale and woodlands)</w:t>
+      </w:r>
+    </w:p>
+    <w:p/>
+    <w:p>
+      <w:pPr>
+        <w:rPr>
+          <w:lang w:val="en-IL"/>
+        </w:rPr>
+      </w:pPr>
+      <w:r>
+        <w:rPr>
+          <w:lang w:val="en-IL"/>
+        </w:rPr>
+        <w:t>Eva never stepped foot outside the citadel gates alone. Her traveling companions were usually hairy, four-legged, and prone to drooling, but they were the best company a scout could ask for. Accompanied by her massive black direwolf, Lycaon, the twenty-eight-year-old Beast Tamer would make the grueling, week-long trek to the abandoned ruins at the edge of the dark forest. From there, her true work began. Despite the terrifying abundance of high-tier monsters lurking in the shadows, Eva navigated the deadly, suffocating territory with remarkable ease, guided by her unique connection to the wildlife. Lately, however, her dangerous expeditions always included a deliberate detour to a rotting, abandoned shack hidden in the northern depths of the woods.</w:t>
+      </w:r>
+    </w:p>
+    <w:p>
+      <w:pPr>
+        <w:rPr>
+          <w:lang w:val="en-IL"/>
+        </w:rPr>
+      </w:pPr>
+      <w:r>
+        <w:rPr>
+          <w:lang w:val="en-IL"/>
+        </w:rPr>
+        <w:t>Inside that shack lived two exiled lycanthropes. Seventeen-year-old Elowen possessed an innate ability to detect hidden malice from leagues away, and from the very first moment she caught the human's scent, she knew Eva harbored absolutely no ill intent. Seeing the immense distances the Beast Tamer would travel just to visit them, Elowen trusted her wholeheartedly. Today, however, the atmosphere in the shack was tense. "Today we set out deeper than ever before. Our contact will be an elven druid," Evander announced, his seasoned voice carrying a heavy, hidden weight. Elven druids rarely left the safety of the eastern Woodlands, meaning the intelligence Eva carried this time was critical to the war against the rising demon king.</w:t>
+      </w:r>
+    </w:p>
+    <w:p>
+      <w:pPr>
+        <w:rPr>
+          <w:lang w:val="en-IL"/>
+        </w:rPr>
+      </w:pPr>
+      <w:r>
+        <w:rPr>
+          <w:lang w:val="en-IL"/>
+        </w:rPr>
+        <w:t xml:space="preserve">For the sixty-three-year-old lycanthrope warrior, this rendezvous was a desperate, golden opportunity. Evander secretly planned to hand his cursed daughter over to the elves' care, hoping their druidic masters could teach her to control her volatile transformations. He knew he had no place in their realm; the beastfolk sharing the woodlands would hunt him on sight for his pureblood lycanthrope nature. But Elowen, if she could weaponize her terrible curse, could become a highly valuable asset to the </w:t>
+      </w:r>
+      <w:r>
+        <w:rPr>
+          <w:lang w:val="en-IL"/>
+        </w:rPr>
+        <w:lastRenderedPageBreak/>
+        <w:t>world. Ignorant to her father's silent farewell, Elowen turned and beamed at their human ally. "Thank you for coming to pick us up every time, Ms. Eva."</w:t>
+      </w:r>
+    </w:p>
+    <w:p>
+      <w:pPr>
+        <w:rPr>
+          <w:lang w:val="en-IL"/>
+        </w:rPr>
+      </w:pPr>
+      <w:r>
+        <w:rPr>
+          <w:lang w:val="en-IL"/>
+        </w:rPr>
+        <w:t>Eva chuckled warmly, giving Lycaon a fond scratch behind the ears. "Drop the honorifics, you silly girl. We're friends, right?" Ever since their first fateful encounter months ago, Eva had frequented the dark forest far more than her missions required, genuinely cherishing the young exile's company just as much as her duty to the alliance. As the trio—flanked by the towering direwolf—began their long, perilous march toward the eastern border, Elowen stepped brightly between her father and her human friend. "Having Eva and Dad at my side... I feel like I can do anything!" the young Earth Scout declared cheerfully, walking with a soft smile into the forest, completely unaware of the heartbreaking sacrifice her father was preparing to make.</w:t>
+      </w:r>
+    </w:p>
+    <w:p>
+      <w:pPr>
+        <w:rPr>
+          <w:rFonts w:hint="eastAsia"/>
+          <w:lang w:val="en-IL"/>
+        </w:rPr>
+      </w:pPr>
+    </w:p>
+    <w:p/>
     <w:sectPr>
       <w:pgSz w:w="11906" w:h="16838"/>
       <w:pgMar w:top="1440" w:right="1440" w:bottom="1440" w:left="1440" w:header="720" w:footer="720" w:gutter="0"/>
@@ -343,6 +750,56 @@
     </w:sectPr>
   </w:body>
 </w:document>
+</file>
+
+<file path=word/endnotes.xml><?xml version="1.0" encoding="utf-8"?>
+<w:endnotes xmlns:wpc="http://schemas.microsoft.com/office/word/2010/wordprocessingCanvas" xmlns:cx="http://schemas.microsoft.com/office/drawing/2014/chartex" xmlns:cx1="http://schemas.microsoft.com/office/drawing/2015/9/8/chartex" xmlns:cx2="http://schemas.microsoft.com/office/drawing/2015/10/21/chartex" xmlns:cx3="http://schemas.microsoft.com/office/drawing/2016/5/9/chartex" xmlns:cx4="http://schemas.microsoft.com/office/drawing/2016/5/10/chartex" xmlns:cx5="http://schemas.microsoft.com/office/drawing/2016/5/11/chartex" xmlns:cx6="http://schemas.microsoft.com/office/drawing/2016/5/12/chartex" xmlns:cx7="http://schemas.microsoft.com/office/drawing/2016/5/13/chartex" xmlns:cx8="http://schemas.microsoft.com/office/drawing/2016/5/14/chartex" xmlns:mc="http://schemas.openxmlformats.org/markup-compatibility/2006" xmlns:aink="http://schemas.microsoft.com/office/drawing/2016/ink" xmlns:am3d="http://schemas.microsoft.com/office/drawing/2017/model3d" xmlns:o="urn:schemas-microsoft-com:office:office" xmlns:oel="http://schemas.microsoft.com/office/2019/extlst" xmlns:r="http://schemas.openxmlformats.org/officeDocument/2006/relationships" xmlns:m="http://schemas.openxmlformats.org/officeDocument/2006/math" xmlns:v="urn:schemas-microsoft-com:vml" xmlns:wp14="http://schemas.microsoft.com/office/word/2010/wordprocessingDrawing" xmlns:wp="http://schemas.openxmlformats.org/drawingml/2006/wordprocessingDrawing" xmlns:w10="urn:schemas-microsoft-com:office:word" xmlns:w="http://schemas.openxmlformats.org/wordprocessingml/2006/main" xmlns:w14="http://schemas.microsoft.com/office/word/2010/wordml" xmlns:w15="http://schemas.microsoft.com/office/word/2012/wordml" xmlns:w16cex="http://schemas.microsoft.com/office/word/2018/wordml/cex" xmlns:w16cid="http://schemas.microsoft.com/office/word/2016/wordml/cid" xmlns:w16="http://schemas.microsoft.com/office/word/2018/wordml" xmlns:w16du="http://schemas.microsoft.com/office/word/2023/wordml/word16du" xmlns:w16sdtdh="http://schemas.microsoft.com/office/word/2020/wordml/sdtdatahash" xmlns:w16sdtfl="http://schemas.microsoft.com/office/word/2024/wordml/sdtformatlock" xmlns:w16se="http://schemas.microsoft.com/office/word/2015/wordml/symex" xmlns:wpg="http://schemas.microsoft.com/office/word/2010/wordprocessingGroup" xmlns:wpi="http://schemas.microsoft.com/office/word/2010/wordprocessingInk" xmlns:wne="http://schemas.microsoft.com/office/word/2006/wordml" xmlns:wps="http://schemas.microsoft.com/office/word/2010/wordprocessingShape" mc:Ignorable="w14 w15 w16se w16cid w16 w16cex w16sdtdh w16sdtfl w16du wp14">
+  <w:endnote w:type="separator" w:id="-1">
+    <w:p>
+      <w:pPr>
+        <w:spacing w:after="0" w:line="240" w:lineRule="auto"/>
+      </w:pPr>
+      <w:r>
+        <w:separator/>
+      </w:r>
+    </w:p>
+  </w:endnote>
+  <w:endnote w:type="continuationSeparator" w:id="0">
+    <w:p>
+      <w:pPr>
+        <w:spacing w:after="0" w:line="240" w:lineRule="auto"/>
+      </w:pPr>
+      <w:r>
+        <w:continuationSeparator/>
+      </w:r>
+    </w:p>
+  </w:endnote>
+</w:endnotes>
+</file>
+
+<file path=word/footnotes.xml><?xml version="1.0" encoding="utf-8"?>
+<w:footnotes xmlns:wpc="http://schemas.microsoft.com/office/word/2010/wordprocessingCanvas" xmlns:cx="http://schemas.microsoft.com/office/drawing/2014/chartex" xmlns:cx1="http://schemas.microsoft.com/office/drawing/2015/9/8/chartex" xmlns:cx2="http://schemas.microsoft.com/office/drawing/2015/10/21/chartex" xmlns:cx3="http://schemas.microsoft.com/office/drawing/2016/5/9/chartex" xmlns:cx4="http://schemas.microsoft.com/office/drawing/2016/5/10/chartex" xmlns:cx5="http://schemas.microsoft.com/office/drawing/2016/5/11/chartex" xmlns:cx6="http://schemas.microsoft.com/office/drawing/2016/5/12/chartex" xmlns:cx7="http://schemas.microsoft.com/office/drawing/2016/5/13/chartex" xmlns:cx8="http://schemas.microsoft.com/office/drawing/2016/5/14/chartex" xmlns:mc="http://schemas.openxmlformats.org/markup-compatibility/2006" xmlns:aink="http://schemas.microsoft.com/office/drawing/2016/ink" xmlns:am3d="http://schemas.microsoft.com/office/drawing/2017/model3d" xmlns:o="urn:schemas-microsoft-com:office:office" xmlns:oel="http://schemas.microsoft.com/office/2019/extlst" xmlns:r="http://schemas.openxmlformats.org/officeDocument/2006/relationships" xmlns:m="http://schemas.openxmlformats.org/officeDocument/2006/math" xmlns:v="urn:schemas-microsoft-com:vml" xmlns:wp14="http://schemas.microsoft.com/office/word/2010/wordprocessingDrawing" xmlns:wp="http://schemas.openxmlformats.org/drawingml/2006/wordprocessingDrawing" xmlns:w10="urn:schemas-microsoft-com:office:word" xmlns:w="http://schemas.openxmlformats.org/wordprocessingml/2006/main" xmlns:w14="http://schemas.microsoft.com/office/word/2010/wordml" xmlns:w15="http://schemas.microsoft.com/office/word/2012/wordml" xmlns:w16cex="http://schemas.microsoft.com/office/word/2018/wordml/cex" xmlns:w16cid="http://schemas.microsoft.com/office/word/2016/wordml/cid" xmlns:w16="http://schemas.microsoft.com/office/word/2018/wordml" xmlns:w16du="http://schemas.microsoft.com/office/word/2023/wordml/word16du" xmlns:w16sdtdh="http://schemas.microsoft.com/office/word/2020/wordml/sdtdatahash" xmlns:w16sdtfl="http://schemas.microsoft.com/office/word/2024/wordml/sdtformatlock" xmlns:w16se="http://schemas.microsoft.com/office/word/2015/wordml/symex" xmlns:wpg="http://schemas.microsoft.com/office/word/2010/wordprocessingGroup" xmlns:wpi="http://schemas.microsoft.com/office/word/2010/wordprocessingInk" xmlns:wne="http://schemas.microsoft.com/office/word/2006/wordml" xmlns:wps="http://schemas.microsoft.com/office/word/2010/wordprocessingShape" mc:Ignorable="w14 w15 w16se w16cid w16 w16cex w16sdtdh w16sdtfl w16du wp14">
+  <w:footnote w:type="separator" w:id="-1">
+    <w:p>
+      <w:pPr>
+        <w:spacing w:after="0" w:line="240" w:lineRule="auto"/>
+      </w:pPr>
+      <w:r>
+        <w:separator/>
+      </w:r>
+    </w:p>
+  </w:footnote>
+  <w:footnote w:type="continuationSeparator" w:id="0">
+    <w:p>
+      <w:pPr>
+        <w:spacing w:after="0" w:line="240" w:lineRule="auto"/>
+      </w:pPr>
+      <w:r>
+        <w:continuationSeparator/>
+      </w:r>
+    </w:p>
+  </w:footnote>
+</w:footnotes>
 </file>
 
 <file path=word/styles.xml><?xml version="1.0" encoding="utf-8"?>
@@ -1261,6 +1718,50 @@
       <w:spacing w:val="5"/>
     </w:rPr>
   </w:style>
+  <w:style w:type="paragraph" w:styleId="Header">
+    <w:name w:val="header"/>
+    <w:basedOn w:val="Normal"/>
+    <w:link w:val="HeaderChar"/>
+    <w:uiPriority w:val="99"/>
+    <w:unhideWhenUsed/>
+    <w:rsid w:val="006719ED"/>
+    <w:pPr>
+      <w:tabs>
+        <w:tab w:val="center" w:pos="4513"/>
+        <w:tab w:val="right" w:pos="9026"/>
+      </w:tabs>
+      <w:spacing w:after="0" w:line="240" w:lineRule="auto"/>
+    </w:pPr>
+  </w:style>
+  <w:style w:type="character" w:customStyle="1" w:styleId="HeaderChar">
+    <w:name w:val="Header Char"/>
+    <w:basedOn w:val="DefaultParagraphFont"/>
+    <w:link w:val="Header"/>
+    <w:uiPriority w:val="99"/>
+    <w:rsid w:val="006719ED"/>
+  </w:style>
+  <w:style w:type="paragraph" w:styleId="Footer">
+    <w:name w:val="footer"/>
+    <w:basedOn w:val="Normal"/>
+    <w:link w:val="FooterChar"/>
+    <w:uiPriority w:val="99"/>
+    <w:unhideWhenUsed/>
+    <w:rsid w:val="006719ED"/>
+    <w:pPr>
+      <w:tabs>
+        <w:tab w:val="center" w:pos="4513"/>
+        <w:tab w:val="right" w:pos="9026"/>
+      </w:tabs>
+      <w:spacing w:after="0" w:line="240" w:lineRule="auto"/>
+    </w:pPr>
+  </w:style>
+  <w:style w:type="character" w:customStyle="1" w:styleId="FooterChar">
+    <w:name w:val="Footer Char"/>
+    <w:basedOn w:val="DefaultParagraphFont"/>
+    <w:link w:val="Footer"/>
+    <w:uiPriority w:val="99"/>
+    <w:rsid w:val="006719ED"/>
+  </w:style>
 </w:styles>
 </file>
 

--- a/World Lore.docx
+++ b/World Lore.docx
@@ -14,7 +14,6 @@
     <w:p>
       <w:pPr>
         <w:rPr>
-          <w:rFonts w:hint="eastAsia"/>
           <w:b/>
           <w:bCs/>
         </w:rPr>
@@ -92,18 +91,52 @@
           <w:b/>
           <w:bCs/>
         </w:rPr>
-        <w:t>, east border of Silver gale</w:t>
-      </w:r>
-    </w:p>
-    <w:p>
-      <w:r>
-        <w:t>The dense canopy of the Citadel’s outer woods offered little comfort to Alden. Every snapping twig set the thirty-eight-year-old Water Cleric on edge, his grip tightening around the haft of a mace he had forged himself in better days—before magical smithing had rendered his traditional legacy obsolete. This was only their second quest as a trio, and the deeper they ventured into the untamed thickets, the more Alden questioned his decision to bring his eighteen-year-old niece along. Yvaine, however, moved with a cool, graceful silence, her high perception scanning the tree line. Trailing a few paces behind them, Eamon kicked a loose root, his easygoing smirk barely hiding his profound regret at being dragged into a mid-tier bounty. Known in safer taverns as Lightfoot Thunder, the thirty-nine-year-old Air Scout made a comfortable living strictly avoiding danger, a lifestyle he was currently mourning.</w:t>
-      </w:r>
-    </w:p>
-    <w:p/>
-    <w:p>
-      <w:r>
-        <w:t>Yvaine froze, her hand snapping up to signal a halt. Through the dense foliage, the unmistakable, putrid scent of a wandering cave troll wafted over them, followed by the heavy, rhythmic thud of its massive footsteps. It was a lumbering brute of gray, stony muscle, easily outclassing the usual low-grade fodder Eamon preferred.</w:t>
+        <w:t xml:space="preserve">, east border of </w:t>
+      </w:r>
+      <w:proofErr w:type="gramStart"/>
+      <w:r>
+        <w:rPr>
+          <w:rFonts w:hint="eastAsia"/>
+          <w:b/>
+          <w:bCs/>
+        </w:rPr>
+        <w:t>Silver</w:t>
+      </w:r>
+      <w:proofErr w:type="gramEnd"/>
+      <w:r>
+        <w:rPr>
+          <w:rFonts w:hint="eastAsia"/>
+          <w:b/>
+          <w:bCs/>
+        </w:rPr>
+        <w:t xml:space="preserve"> gale</w:t>
+      </w:r>
+    </w:p>
+    <w:p>
+      <w:r>
+        <w:t xml:space="preserve">The dense canopy of the Citadel’s outer woods offered little comfort to Alden. Every snapping twig set the thirty-eight-year-old Water Cleric on edge, his grip tightening around the haft of a mace he had forged himself in better days—before magical smithing had rendered his traditional legacy obsolete. This was only their second quest as a trio, and the deeper they ventured into the untamed thickets, the more Alden questioned his decision to bring his eighteen-year-old niece along. Yvaine, however, moved with a cool, graceful silence, her high perception scanning the tree line. Trailing a few paces behind them, Eamon kicked a loose root, his </w:t>
+      </w:r>
+      <w:proofErr w:type="spellStart"/>
+      <w:r>
+        <w:t>easygoing</w:t>
+      </w:r>
+      <w:proofErr w:type="spellEnd"/>
+      <w:r>
+        <w:t xml:space="preserve"> smirk barely hiding his profound regret at being dragged into a mid-tier bounty. Known in safer taverns as Lightfoot Thunder, the thirty-nine-year-old Air Scout made a comfortable living strictly avoiding danger, a lifestyle he was currently mourning.</w:t>
+      </w:r>
+    </w:p>
+    <w:p/>
+    <w:p>
+      <w:r>
+        <w:t xml:space="preserve">Yvaine froze, her hand snapping up to signal a halt. Through the dense foliage, the unmistakable, putrid scent of a wandering cave troll wafted over them, followed by the heavy, rhythmic thud of its massive footsteps. It was a lumbering brute of </w:t>
+      </w:r>
+      <w:proofErr w:type="spellStart"/>
+      <w:r>
+        <w:t>gray</w:t>
+      </w:r>
+      <w:proofErr w:type="spellEnd"/>
+      <w:r>
+        <w:t>, stony muscle, easily outclassing the usual low-grade fodder Eamon preferred.</w:t>
       </w:r>
     </w:p>
     <w:p/>
@@ -133,7 +166,23 @@
     <w:p/>
     <w:p>
       <w:r>
-        <w:t>Eamon watched the young craftswoman, his sarcastic demeanor faltering for a fraction of a second. He harbored a secret, desperate desire to impress Yvaine, though her open disdain for him made it a monumental task. Seeing that Alden was slowly caving to his niece's righteous resolve, Eamon sighed dramatically and drew his twin blades. "Fine. I will put my neck on the line and play the hero," Eamon declared, flashing his most charming, lopsided grin. "But I’m taking sixty percent of the bounty coin. Hazard pay for covering your lack of experience, Alden."</w:t>
+        <w:t xml:space="preserve">Eamon watched the young craftswoman, his sarcastic </w:t>
+      </w:r>
+      <w:proofErr w:type="spellStart"/>
+      <w:r>
+        <w:t>demeanor</w:t>
+      </w:r>
+      <w:proofErr w:type="spellEnd"/>
+      <w:r>
+        <w:t xml:space="preserve"> faltering for a fraction of a second. He </w:t>
+      </w:r>
+      <w:proofErr w:type="spellStart"/>
+      <w:r>
+        <w:t>harbored</w:t>
+      </w:r>
+      <w:proofErr w:type="spellEnd"/>
+      <w:r>
+        <w:t xml:space="preserve"> a secret, desperate desire to impress Yvaine, though her open disdain for him made it a monumental task. Seeing that Alden was slowly caving to his niece's righteous resolve, Eamon sighed dramatically and drew his twin blades. "Fine. I will put my neck on the line and play the hero," Eamon declared, flashing his most charming, lopsided grin. "But I’m taking sixty percent of the bounty coin. Hazard pay for covering your lack of experience, Alden."</w:t>
       </w:r>
     </w:p>
     <w:p/>
@@ -145,7 +194,15 @@
     <w:p/>
     <w:p>
       <w:r>
-        <w:t>The skirmish erupted with chaotic speed. Eamon channeled his air magic, living up to his moniker as he darted around the troll's massive legs. He delivered swift, shallow melee strikes to the beast's hamstrings, drawing its infuriated roars while dancing just out of reach of its crushing fists. Alden held the frontline, summoning surging shields of water to absorb the glancing blows that slipped past Eamon’s evasions. The cleric's magic rushed and healed the deep scrapes the scout suffered when a backhanded swipe finally clipped Eamon's shoulder, sending him tumbling into the underbrush with a breathless curse.</w:t>
+        <w:t xml:space="preserve">The skirmish erupted with chaotic speed. Eamon </w:t>
+      </w:r>
+      <w:proofErr w:type="spellStart"/>
+      <w:r>
+        <w:t>channeled</w:t>
+      </w:r>
+      <w:proofErr w:type="spellEnd"/>
+      <w:r>
+        <w:t xml:space="preserve"> his air magic, living up to his moniker as he darted around the troll's massive legs. He delivered swift, shallow melee strikes to the beast's hamstrings, drawing its infuriated roars while dancing just out of reach of its crushing fists. Alden held the frontline, summoning surging shields of water to absorb the glancing blows that slipped past Eamon’s evasions. The cleric's magic rushed and healed the deep scrapes the scout suffered when a backhanded swipe finally clipped Eamon's shoulder, sending him tumbling into the underbrush with a breathless curse.</w:t>
       </w:r>
     </w:p>
     <w:p/>
@@ -161,7 +218,15 @@
       </w:r>
       <w:r>
         <w:lastRenderedPageBreak/>
-        <w:t>fierce, overprotective embrace, immensely relieved that his inexperience hadn't cost him his family. Eamon slowly picked himself up from the mud, clutching his bleeding shoulder and wincing dramatically in hopes of drawing Yvaine’s attention. "Well," Eamon wheezed, brushing dirt from his armor, "I’d say that flawless distraction was worth exactly sixty percent. Don't you agree, darling?" Yvaine merely rolled her eyes in sheer disgust, turning her back to the scout as she helped her uncle pack their gear for the journey home.</w:t>
+        <w:t xml:space="preserve">fierce, overprotective embrace, immensely relieved that his inexperience hadn't cost him his family. Eamon slowly picked himself up from the mud, clutching his bleeding shoulder and wincing dramatically in hopes of drawing Yvaine’s attention. "Well," Eamon wheezed, brushing dirt from his </w:t>
+      </w:r>
+      <w:proofErr w:type="spellStart"/>
+      <w:r>
+        <w:t>armor</w:t>
+      </w:r>
+      <w:proofErr w:type="spellEnd"/>
+      <w:r>
+        <w:t>, "I’d say that flawless distraction was worth exactly sixty percent. Don't you agree, darling?" Yvaine merely rolled her eyes in sheer disgust, turning her back to the scout as she helped her uncle pack their gear for the journey home.</w:t>
       </w:r>
     </w:p>
     <w:p/>
@@ -169,7 +234,6 @@
     <w:p>
       <w:pPr>
         <w:rPr>
-          <w:rFonts w:hint="eastAsia"/>
           <w:b/>
           <w:bCs/>
         </w:rPr>
@@ -244,7 +308,15 @@
     <w:p/>
     <w:p>
       <w:r>
-        <w:t>Lysandra, sitting serenely by the hearth, paused her grinding of dried kingsfoil. The White Witch looked youthful, an ageless half-elf who brought a spontaneous bloom of wildflowers to the dirt outside their door, but her ancient eyes held a weary wisdom. "Magic is not a blunt instrument born of frustration, little one," Lysandra replied, her voice a soft, melodic breeze. "Your body and mind are still growing. Until you can master your own temper, the arcane will only consume you. You are not ready for offensive spells."</w:t>
+        <w:t xml:space="preserve">Lysandra, sitting serenely by the hearth, paused her grinding of dried </w:t>
+      </w:r>
+      <w:proofErr w:type="spellStart"/>
+      <w:r>
+        <w:t>kingsfoil</w:t>
+      </w:r>
+      <w:proofErr w:type="spellEnd"/>
+      <w:r>
+        <w:t>. The White Witch looked youthful, an ageless half-elf who brought a spontaneous bloom of wildflowers to the dirt outside their door, but her ancient eyes held a weary wisdom. "Magic is not a blunt instrument born of frustration, little one," Lysandra replied, her voice a soft, melodic breeze. "Your body and mind are still growing. Until you can master your own temper, the arcane will only consume you. You are not ready for offensive spells."</w:t>
       </w:r>
     </w:p>
     <w:p/>
@@ -266,7 +338,15 @@
     <w:p/>
     <w:p>
       <w:r>
-        <w:t xml:space="preserve">She ran until her lungs burned and the familiar sunlit glades gave way to the suffocating gloom of the deep forest, a treacherous, unmapped territory even Lysandra rarely traversed. As the adrenaline faded into a creeping dread, Kaelan slumped against the damp bark of an ancient oak, realizing how hopelessly lost she had become. The dark woods amplified her thoughts. She squeezed her eyes shut, tormented by the memories of the father who never returned from the holy wars and the venomous stepmother who had banished her to the wilds at only six years old. She thought of her brother, swallowed by the dogmatic church. But most painfully, her mind drifted back to the shack. Beneath the White Witch’s distant, mysterious demeanor was the only genuine warmth Kaelan had known in years. Lysandra had fed her, clothed her, and shielded her from the world’s cruelty. She </w:t>
+        <w:t xml:space="preserve">She ran until her lungs burned and the familiar sunlit glades gave way to the suffocating gloom of the deep forest, a treacherous, unmapped territory even Lysandra rarely traversed. As the adrenaline faded into a creeping dread, Kaelan slumped against the damp bark of an ancient oak, realizing how hopelessly lost she had become. The dark woods amplified her thoughts. She squeezed her eyes shut, tormented by the memories of the father who never returned from the holy wars and the venomous stepmother who had banished her to the wilds at only six years old. She thought of her brother, swallowed by the dogmatic church. But most painfully, her mind drifted back to the shack. Beneath the White Witch’s distant, mysterious </w:t>
+      </w:r>
+      <w:proofErr w:type="spellStart"/>
+      <w:r>
+        <w:t>demeanor</w:t>
+      </w:r>
+      <w:proofErr w:type="spellEnd"/>
+      <w:r>
+        <w:t xml:space="preserve"> was the only genuine warmth Kaelan had known in years. Lysandra had fed her, clothed her, and shielded her from the world’s cruelty. She </w:t>
       </w:r>
       <w:r>
         <w:rPr>
@@ -315,7 +395,6 @@
     <w:p>
       <w:pPr>
         <w:rPr>
-          <w:rFonts w:hint="eastAsia"/>
           <w:b/>
           <w:bCs/>
         </w:rPr>
@@ -326,7 +405,25 @@
           <w:b/>
           <w:bCs/>
         </w:rPr>
-        <w:t xml:space="preserve">Corvus, Aurora, Serilla </w:t>
+        <w:t xml:space="preserve">Corvus, Aurora, </w:t>
+      </w:r>
+      <w:proofErr w:type="spellStart"/>
+      <w:r>
+        <w:rPr>
+          <w:rFonts w:hint="eastAsia"/>
+          <w:b/>
+          <w:bCs/>
+        </w:rPr>
+        <w:t>Serilla</w:t>
+      </w:r>
+      <w:proofErr w:type="spellEnd"/>
+      <w:r>
+        <w:rPr>
+          <w:rFonts w:hint="eastAsia"/>
+          <w:b/>
+          <w:bCs/>
+        </w:rPr>
+        <w:t xml:space="preserve"> </w:t>
       </w:r>
       <w:r>
         <w:rPr>
@@ -399,19 +496,50 @@
     <w:p>
       <w:pPr>
         <w:rPr>
-          <w:rFonts w:hint="cs"/>
           <w:rtl/>
         </w:rPr>
       </w:pPr>
     </w:p>
     <w:p>
       <w:r>
-        <w:t>The Dark Glade was less a forest and more a festering wound on the continent. The air was thick with a putrid, sulfurous rot that clung to the back of the throat, while the sprawling undergrowth bristled with poisonous, barbed fauna that blistered armor and flesh alike. It was a suffocating, lightless nightmare teeming with deadly, mutated lifeforms and an overwhelming concentration of high-tier monsters. Pushing through this hostile labyrinth on orders from the Moonlight Scripture, twenty-year-old Corvus Grim kept his holy scythe drawn. His calm, calculated demeanor masked an urgent desperation to find their targeted artifact and escape the territory as swiftly as possible.</w:t>
-      </w:r>
-    </w:p>
-    <w:p>
-      <w:r>
-        <w:t>He had expected the demonic environment to test his limits, but his traveling companions were proving far more unsettling. To his right walked Aurora Starling, her signature radiant smile remaining eerily fixed upon her aristocratic face. Whenever the trio encountered the Glade’s demonic inhabitants, the twenty-seven-year-old Dark Mage took a vicious, snappy pleasure in the slaughter. Instead of swift executions, Aurora deliberately missed vital organs, utilizing slow, agonizing curses to watch the demonfolk writhe in extended torment. Corvus respected her immense power and undeniable authority, but her unapologetic sadism and sharp tongue deeply unnerved the disciplined paladin.</w:t>
+        <w:t xml:space="preserve">The Dark Glade was less a forest and more a festering wound on the continent. The air was thick with a putrid, </w:t>
+      </w:r>
+      <w:proofErr w:type="spellStart"/>
+      <w:r>
+        <w:t>sulfurous</w:t>
+      </w:r>
+      <w:proofErr w:type="spellEnd"/>
+      <w:r>
+        <w:t xml:space="preserve"> rot that clung to the back of the throat, while the sprawling undergrowth bristled with poisonous, barbed fauna that blistered </w:t>
+      </w:r>
+      <w:proofErr w:type="spellStart"/>
+      <w:r>
+        <w:t>armor</w:t>
+      </w:r>
+      <w:proofErr w:type="spellEnd"/>
+      <w:r>
+        <w:t xml:space="preserve"> and flesh alike. It was a suffocating, lightless nightmare teeming with deadly, mutated lifeforms and an overwhelming concentration of high-tier monsters. Pushing through this hostile labyrinth on orders from the Moonlight Scripture, twenty-year-old Corvus Grim kept his holy scythe drawn. His calm, calculated </w:t>
+      </w:r>
+      <w:proofErr w:type="spellStart"/>
+      <w:r>
+        <w:t>demeanor</w:t>
+      </w:r>
+      <w:proofErr w:type="spellEnd"/>
+      <w:r>
+        <w:t xml:space="preserve"> masked an urgent desperation to find their targeted artifact and escape the territory as swiftly as possible.</w:t>
+      </w:r>
+    </w:p>
+    <w:p>
+      <w:r>
+        <w:t xml:space="preserve">He had expected the demonic environment to test his limits, but his traveling companions were proving far more unsettling. To his right walked Aurora Starling, her signature radiant smile remaining eerily fixed upon her aristocratic face. Whenever the trio encountered the Glade’s demonic inhabitants, the twenty-seven-year-old Dark Mage took a vicious, snappy pleasure in the slaughter. Instead of swift executions, Aurora deliberately missed vital organs, utilizing slow, agonizing curses to watch the </w:t>
+      </w:r>
+      <w:proofErr w:type="spellStart"/>
+      <w:r>
+        <w:t>demonfolk</w:t>
+      </w:r>
+      <w:proofErr w:type="spellEnd"/>
+      <w:r>
+        <w:t xml:space="preserve"> writhe in extended torment. Corvus respected her immense power and undeniable authority, but her unapologetic sadism and sharp tongue deeply unnerved the disciplined paladin.</w:t>
       </w:r>
     </w:p>
     <w:p>
@@ -420,8 +548,29 @@
       </w:r>
     </w:p>
     <w:p>
-      <w:r>
-        <w:t xml:space="preserve">Serilla trailed exactly ten meters behind them at all times. The heavily modified young Berserker existed in a haunting, perpetual silence, her visible eye a dead, empty void that seemed to stare straight through the fabric of the world. She did not eat. She did not drink. When Corvus and Aurora stopped to rest, Serilla simply stood at the edge of the camp, an unblinking, living weapon forged in the citadel's darkest underground crypts. Neither the paladin nor the mage dared speak of her mysterious abilities, tacitly </w:t>
+      <w:proofErr w:type="spellStart"/>
+      <w:r>
+        <w:t>Serilla</w:t>
+      </w:r>
+      <w:proofErr w:type="spellEnd"/>
+      <w:r>
+        <w:t xml:space="preserve"> </w:t>
+      </w:r>
+      <w:proofErr w:type="gramStart"/>
+      <w:r>
+        <w:t>trailed exactly ten meters behind them at all times</w:t>
+      </w:r>
+      <w:proofErr w:type="gramEnd"/>
+      <w:r>
+        <w:t xml:space="preserve">. The heavily modified young Berserker existed in a haunting, perpetual silence, her visible eye a dead, empty void that seemed to stare straight through the fabric of the world. She did not eat. She did not drink. When Corvus and Aurora stopped to rest, </w:t>
+      </w:r>
+      <w:proofErr w:type="spellStart"/>
+      <w:r>
+        <w:t>Serilla</w:t>
+      </w:r>
+      <w:proofErr w:type="spellEnd"/>
+      <w:r>
+        <w:t xml:space="preserve"> simply stood at the edge of the camp, an unblinking, living weapon forged in the citadel's darkest underground crypts. Neither the paladin nor the mage dared speak of her mysterious abilities, tacitly </w:t>
       </w:r>
       <w:r>
         <w:lastRenderedPageBreak/>
@@ -430,12 +579,44 @@
     </w:p>
     <w:p>
       <w:r>
-        <w:t>That fragile, willful ignorance shattered violently during their third twilight in the Glade.</w:t>
-      </w:r>
-    </w:p>
-    <w:p>
-      <w:r>
-        <w:t>The ambush was sudden and overwhelming—five high-ranking Demon King officers flanked by a roaring escort of lesser demons. Corvus immediately swept his scythe, channeling blinding holy Light, while Aurora unleashed her dark arts with a gleeful laugh. Together, they engaged three of the towering officers in a grueling clash of magic and steel. But the true massacre happened on their periphery. Moving without a single battle cry, Serilla waded into the remaining two officers and their entire lesser army, dismantling the horde with a mechanical, horrifying efficiency that defied human limits.</w:t>
+        <w:t xml:space="preserve">That fragile, </w:t>
+      </w:r>
+      <w:proofErr w:type="spellStart"/>
+      <w:r>
+        <w:t>willful</w:t>
+      </w:r>
+      <w:proofErr w:type="spellEnd"/>
+      <w:r>
+        <w:t xml:space="preserve"> ignorance shattered violently during their third twilight in the Glade.</w:t>
+      </w:r>
+    </w:p>
+    <w:p>
+      <w:r>
+        <w:t xml:space="preserve">The ambush was sudden and overwhelming—five high-ranking Demon King officers flanked by a roaring escort of lesser demons. Corvus immediately swept his scythe, </w:t>
+      </w:r>
+      <w:proofErr w:type="spellStart"/>
+      <w:r>
+        <w:t>channeling</w:t>
+      </w:r>
+      <w:proofErr w:type="spellEnd"/>
+      <w:r>
+        <w:t xml:space="preserve"> blinding holy Light, while Aurora unleashed her dark arts with a gleeful laugh. Together, they engaged three of the towering officers in a </w:t>
+      </w:r>
+      <w:proofErr w:type="spellStart"/>
+      <w:r>
+        <w:t>grueling</w:t>
+      </w:r>
+      <w:proofErr w:type="spellEnd"/>
+      <w:r>
+        <w:t xml:space="preserve"> clash of magic and steel. But the true massacre happened on their periphery. Moving without a single battle cry, </w:t>
+      </w:r>
+      <w:proofErr w:type="spellStart"/>
+      <w:r>
+        <w:t>Serilla</w:t>
+      </w:r>
+      <w:proofErr w:type="spellEnd"/>
+      <w:r>
+        <w:t xml:space="preserve"> waded into the remaining two officers and their entire lesser army, dismantling the horde with a mechanical, horrifying efficiency that defied human limits.</w:t>
       </w:r>
     </w:p>
     <w:p>
@@ -450,7 +631,23 @@
     </w:p>
     <w:p>
       <w:r>
-        <w:t>In a span of exactly four seconds, the impossible happened. Serilla materialized directly in the arrow's path. She intercepted the lethal projectile mid-flight with her bare hand, her momentum entirely unbroken. Pivoting on her heel, the fourteen-year-old used the projectile’s own magical wake as a slipstream, dashing violently along its exact trajectory. A shockwave rattled the canopy, and a hundred meters away, the hidden sniper’s headless body plummeted from the branches, cleanly decapitated by Serilla’s tiny four-inch combat dagger.</w:t>
+        <w:t xml:space="preserve">In a span of exactly four seconds, the impossible happened. </w:t>
+      </w:r>
+      <w:proofErr w:type="spellStart"/>
+      <w:r>
+        <w:t>Serilla</w:t>
+      </w:r>
+      <w:proofErr w:type="spellEnd"/>
+      <w:r>
+        <w:t xml:space="preserve"> materialized directly in the arrow's path. She intercepted the lethal projectile mid-flight with her bare hand, her momentum entirely unbroken. Pivoting on her heel, the fourteen-year-old used the projectile’s own magical wake as a slipstream, dashing violently along its exact trajectory. A shockwave rattled the canopy, and a hundred meters away, the hidden sniper’s headless body plummeted from the branches, cleanly decapitated by </w:t>
+      </w:r>
+      <w:proofErr w:type="spellStart"/>
+      <w:r>
+        <w:t>Serilla’s</w:t>
+      </w:r>
+      <w:proofErr w:type="spellEnd"/>
+      <w:r>
+        <w:t xml:space="preserve"> tiny four-inch combat dagger.</w:t>
       </w:r>
     </w:p>
     <w:p>
@@ -462,7 +659,6 @@
     <w:p>
       <w:pPr>
         <w:rPr>
-          <w:rFonts w:hint="eastAsia"/>
           <w:b/>
           <w:bCs/>
         </w:rPr>
@@ -473,7 +669,25 @@
           <w:b/>
           <w:bCs/>
         </w:rPr>
-        <w:t xml:space="preserve">Seraphina, Fenric </w:t>
+        <w:t xml:space="preserve">Seraphina, </w:t>
+      </w:r>
+      <w:proofErr w:type="spellStart"/>
+      <w:r>
+        <w:rPr>
+          <w:rFonts w:hint="eastAsia"/>
+          <w:b/>
+          <w:bCs/>
+        </w:rPr>
+        <w:t>Fenric</w:t>
+      </w:r>
+      <w:proofErr w:type="spellEnd"/>
+      <w:r>
+        <w:rPr>
+          <w:rFonts w:hint="eastAsia"/>
+          <w:b/>
+          <w:bCs/>
+        </w:rPr>
+        <w:t xml:space="preserve"> </w:t>
       </w:r>
       <w:r>
         <w:rPr>
@@ -540,12 +754,38 @@
           <w:b/>
           <w:bCs/>
         </w:rPr>
-        <w:t>, Lightspear</w:t>
-      </w:r>
-    </w:p>
-    <w:p>
-      <w:r>
-        <w:t xml:space="preserve">Every breath felt like inhaling crushed glass. Fenric Valerand awoke in the pristine medical wards of the Cathedral of Enlightenment, his body a gruesome canvas of brutalized flesh. The chimera he had slain had exacted a devastating toll: a pierced </w:t>
+        <w:t xml:space="preserve">, </w:t>
+      </w:r>
+      <w:proofErr w:type="spellStart"/>
+      <w:r>
+        <w:rPr>
+          <w:rFonts w:hint="eastAsia"/>
+          <w:b/>
+          <w:bCs/>
+        </w:rPr>
+        <w:t>Lightspear</w:t>
+      </w:r>
+      <w:proofErr w:type="spellEnd"/>
+    </w:p>
+    <w:p>
+      <w:r>
+        <w:t xml:space="preserve">Every breath felt like inhaling crushed glass. </w:t>
+      </w:r>
+      <w:proofErr w:type="spellStart"/>
+      <w:r>
+        <w:t>Fenric</w:t>
+      </w:r>
+      <w:proofErr w:type="spellEnd"/>
+      <w:r>
+        <w:t xml:space="preserve"> </w:t>
+      </w:r>
+      <w:proofErr w:type="spellStart"/>
+      <w:r>
+        <w:t>Valerand</w:t>
+      </w:r>
+      <w:proofErr w:type="spellEnd"/>
+      <w:r>
+        <w:t xml:space="preserve"> awoke in the pristine medical wards of the Cathedral of Enlightenment, his body a gruesome canvas of brutalized flesh. The chimera he had slain had exacted a devastating toll: a pierced </w:t>
       </w:r>
       <w:r>
         <w:lastRenderedPageBreak/>
@@ -554,17 +794,105 @@
     </w:p>
     <w:p>
       <w:r>
-        <w:t>As soon as he could stand without tearing his stitches, Fenric abandoned his wandering lifestyle entirely. He anchored himself to the cathedral grounds, trading his mercenary freedom for grueling rehabilitation. For months, he haunted the courtyard gardens, stubbornly recalibrating his Air-attuned spearwork to compensate for his ruined depth perception and compromised grip. Though surrounded by zealots, Fenric remained a staunch non-believer; he stayed for one singular purpose. He was waiting to cross paths with his savior, the angel incarnate who had rewritten his fate.</w:t>
-      </w:r>
-    </w:p>
-    <w:p>
-      <w:r>
-        <w:t>On a quiet, overcast morning, she finally appeared. Seraphina drifted across the far end of the garden like a phantom. She wore light gold gilded armor beneath a sweeping white cape heavily embroidered with the religious sigils of her order. Despite her youthful, teenage appearance, she wore a soft, pale, ghost-like expression—the quiet physical toll of a torn soul burning its own lifespan to perform divine miracles. Yet, beneath that sickly, detached facade, she radiated an overwhelming, magnetic holiness that brought the bustling garden to a standstill.</w:t>
-      </w:r>
-    </w:p>
-    <w:p>
-      <w:r>
-        <w:t>An unfamiliar, crushing weight seized Fenric’s chest. Out of all the fleeting romances and intimate encounters of his rugged past, he had never felt a gravitational pull quite like this. It was an all-consuming, desperate urge to protect her, to stand between her fragile frame and whatever was slowly draining her life away. A sudden, visceral terror gripped him—an inexplicable fear that her existence was so fickle, so terrifyingly transient, that she might simply dissolve into the mist if he dared to look away. Abandoning all pretense of composure, Fenric bolted across the courtyard. He drove his boots hard into the cobblestones to arrest his momentum, instantly dropping to one knee in a deep, reverent bow.</w:t>
+        <w:t xml:space="preserve">As soon as he could stand without tearing his stitches, </w:t>
+      </w:r>
+      <w:proofErr w:type="spellStart"/>
+      <w:r>
+        <w:t>Fenric</w:t>
+      </w:r>
+      <w:proofErr w:type="spellEnd"/>
+      <w:r>
+        <w:t xml:space="preserve"> abandoned his wandering lifestyle entirely. He anchored himself to the cathedral grounds, trading his mercenary freedom for </w:t>
+      </w:r>
+      <w:proofErr w:type="spellStart"/>
+      <w:r>
+        <w:t>grueling</w:t>
+      </w:r>
+      <w:proofErr w:type="spellEnd"/>
+      <w:r>
+        <w:t xml:space="preserve"> rehabilitation. For months, he haunted the courtyard gardens, stubbornly recalibrating his Air-attuned </w:t>
+      </w:r>
+      <w:proofErr w:type="spellStart"/>
+      <w:r>
+        <w:t>spearwork</w:t>
+      </w:r>
+      <w:proofErr w:type="spellEnd"/>
+      <w:r>
+        <w:t xml:space="preserve"> to compensate for his ruined depth perception and compromised grip. Though surrounded by zealots, </w:t>
+      </w:r>
+      <w:proofErr w:type="spellStart"/>
+      <w:r>
+        <w:t>Fenric</w:t>
+      </w:r>
+      <w:proofErr w:type="spellEnd"/>
+      <w:r>
+        <w:t xml:space="preserve"> remained a staunch non-believer; he stayed for one singular purpose. He was waiting to cross paths with his </w:t>
+      </w:r>
+      <w:proofErr w:type="spellStart"/>
+      <w:r>
+        <w:t>savior</w:t>
+      </w:r>
+      <w:proofErr w:type="spellEnd"/>
+      <w:r>
+        <w:t xml:space="preserve">, the angel </w:t>
+      </w:r>
+      <w:proofErr w:type="gramStart"/>
+      <w:r>
+        <w:t>incarnate</w:t>
+      </w:r>
+      <w:proofErr w:type="gramEnd"/>
+      <w:r>
+        <w:t xml:space="preserve"> who had rewritten his fate.</w:t>
+      </w:r>
+    </w:p>
+    <w:p>
+      <w:r>
+        <w:t xml:space="preserve">On a quiet, overcast morning, she finally appeared. Seraphina drifted across the far end of the garden like a phantom. She wore light gold gilded </w:t>
+      </w:r>
+      <w:proofErr w:type="spellStart"/>
+      <w:r>
+        <w:t>armor</w:t>
+      </w:r>
+      <w:proofErr w:type="spellEnd"/>
+      <w:r>
+        <w:t xml:space="preserve"> beneath a sweeping white cape heavily embroidered with the religious </w:t>
+      </w:r>
+      <w:proofErr w:type="spellStart"/>
+      <w:r>
+        <w:t>sigils</w:t>
+      </w:r>
+      <w:proofErr w:type="spellEnd"/>
+      <w:r>
+        <w:t xml:space="preserve"> of her order. Despite her youthful, teenage appearance, she wore a soft, pale, ghost-like expression—the quiet physical toll of a torn soul burning its own lifespan to perform divine miracles. Yet, beneath that sickly, detached facade, she radiated an overwhelming, magnetic holiness that brought the bustling garden to a standstill.</w:t>
+      </w:r>
+    </w:p>
+    <w:p>
+      <w:r>
+        <w:t xml:space="preserve">An unfamiliar, crushing weight seized </w:t>
+      </w:r>
+      <w:proofErr w:type="spellStart"/>
+      <w:r>
+        <w:t>Fenric’s</w:t>
+      </w:r>
+      <w:proofErr w:type="spellEnd"/>
+      <w:r>
+        <w:t xml:space="preserve"> chest. Out of all the fleeting romances and intimate encounters of his rugged past, he had never felt a gravitational pull quite like this. It was an all-consuming, desperate urge to protect her, to stand between her fragile frame and whatever was slowly draining her life away. A sudden, visceral terror gripped him—an inexplicable fear that her existence was so fickle, so terrifyingly transient, that she might simply dissolve into the mist if he dared to look away. Abandoning all </w:t>
+      </w:r>
+      <w:proofErr w:type="spellStart"/>
+      <w:r>
+        <w:t>pretense</w:t>
+      </w:r>
+      <w:proofErr w:type="spellEnd"/>
+      <w:r>
+        <w:t xml:space="preserve"> of composure, </w:t>
+      </w:r>
+      <w:proofErr w:type="spellStart"/>
+      <w:r>
+        <w:t>Fenric</w:t>
+      </w:r>
+      <w:proofErr w:type="spellEnd"/>
+      <w:r>
+        <w:t xml:space="preserve"> bolted across the courtyard. He drove his boots hard into the cobblestones to arrest his momentum, instantly dropping to one knee in a deep, reverent bow.</w:t>
       </w:r>
     </w:p>
     <w:p>
@@ -579,20 +907,51 @@
     </w:p>
     <w:p>
       <w:r>
-        <w:t>Undeterred, Fenric looked up, his remaining crimson eye burning with absolute resolve. "Then let me offer my life in return. I swear my blade to serve you, and you alone."</w:t>
+        <w:t xml:space="preserve">Undeterred, </w:t>
+      </w:r>
+      <w:proofErr w:type="spellStart"/>
+      <w:r>
+        <w:t>Fenric</w:t>
+      </w:r>
+      <w:proofErr w:type="spellEnd"/>
+      <w:r>
+        <w:t xml:space="preserve"> looked up, his remaining crimson eye burning with absolute resolve. "Then let me offer my life in return. I swear my blade to serve you, and </w:t>
+      </w:r>
+      <w:proofErr w:type="gramStart"/>
+      <w:r>
+        <w:t>you</w:t>
+      </w:r>
+      <w:proofErr w:type="gramEnd"/>
+      <w:r>
+        <w:t xml:space="preserve"> alone."</w:t>
       </w:r>
     </w:p>
     <w:p>
       <w:r>
         <w:lastRenderedPageBreak/>
-        <w:t>A fleeting sorrow crossed Seraphina’s pale features. She softly declined his personal servitude, claiming she was a mere mortal vessel unworthy of such singular devotion, but gently added that the House of the Sun would gladly welcome a warrior of his caliber into its ranks. Fenric’s heart soared. It was a formal compromise, but it was enough. By taking command of her guard, he could ensure he remained a permanent fixture in her shrinking world, serving as her faithless shield against the encroaching dark. The hardened mercenary lacked the holy vocabulary of the cathedral, and he certainly lacked the words to define the desperate, anchoring emotion taking root in his chest—a pure, unspoken devotion that the rest of the world simply called love.</w:t>
+        <w:t xml:space="preserve">A fleeting sorrow crossed Seraphina’s pale features. She softly declined his personal servitude, claiming she was a mere mortal vessel unworthy of such singular devotion, but gently added that the House of the Sun would gladly welcome a warrior of his </w:t>
+      </w:r>
+      <w:proofErr w:type="spellStart"/>
+      <w:r>
+        <w:t>caliber</w:t>
+      </w:r>
+      <w:proofErr w:type="spellEnd"/>
+      <w:r>
+        <w:t xml:space="preserve"> into its ranks. </w:t>
+      </w:r>
+      <w:proofErr w:type="spellStart"/>
+      <w:r>
+        <w:t>Fenric’s</w:t>
+      </w:r>
+      <w:proofErr w:type="spellEnd"/>
+      <w:r>
+        <w:t xml:space="preserve"> heart soared. It was a formal compromise, but it was enough. By taking command of her guard, he could ensure he remained a permanent fixture in her shrinking world, serving as her faithless shield against the encroaching dark. The hardened mercenary lacked the holy vocabulary of the cathedral, and he certainly lacked the words to define the desperate, anchoring emotion taking root in his chest—a pure, unspoken devotion that the rest of the world simply called love.</w:t>
       </w:r>
     </w:p>
     <w:p/>
     <w:p>
       <w:pPr>
         <w:rPr>
-          <w:rFonts w:hint="eastAsia"/>
           <w:b/>
           <w:bCs/>
         </w:rPr>
@@ -675,47 +1034,76 @@
     </w:p>
     <w:p/>
     <w:p>
-      <w:pPr>
-        <w:rPr>
-          <w:lang w:val="en-IL"/>
-        </w:rPr>
-      </w:pPr>
-      <w:r>
-        <w:rPr>
-          <w:lang w:val="en-IL"/>
-        </w:rPr>
-        <w:t>Eva never stepped foot outside the citadel gates alone. Her traveling companions were usually hairy, four-legged, and prone to drooling, but they were the best company a scout could ask for. Accompanied by her massive black direwolf, Lycaon, the twenty-eight-year-old Beast Tamer would make the grueling, week-long trek to the abandoned ruins at the edge of the dark forest. From there, her true work began. Despite the terrifying abundance of high-tier monsters lurking in the shadows, Eva navigated the deadly, suffocating territory with remarkable ease, guided by her unique connection to the wildlife. Lately, however, her dangerous expeditions always included a deliberate detour to a rotting, abandoned shack hidden in the northern depths of the woods.</w:t>
-      </w:r>
-    </w:p>
-    <w:p>
-      <w:pPr>
-        <w:rPr>
-          <w:lang w:val="en-IL"/>
-        </w:rPr>
-      </w:pPr>
-      <w:r>
-        <w:rPr>
-          <w:lang w:val="en-IL"/>
-        </w:rPr>
-        <w:t>Inside that shack lived two exiled lycanthropes. Seventeen-year-old Elowen possessed an innate ability to detect hidden malice from leagues away, and from the very first moment she caught the human's scent, she knew Eva harbored absolutely no ill intent. Seeing the immense distances the Beast Tamer would travel just to visit them, Elowen trusted her wholeheartedly. Today, however, the atmosphere in the shack was tense. "Today we set out deeper than ever before. Our contact will be an elven druid," Evander announced, his seasoned voice carrying a heavy, hidden weight. Elven druids rarely left the safety of the eastern Woodlands, meaning the intelligence Eva carried this time was critical to the war against the rising demon king.</w:t>
-      </w:r>
-    </w:p>
-    <w:p>
-      <w:pPr>
-        <w:rPr>
-          <w:lang w:val="en-IL"/>
-        </w:rPr>
-      </w:pPr>
-      <w:r>
-        <w:rPr>
-          <w:lang w:val="en-IL"/>
-        </w:rPr>
-        <w:t xml:space="preserve">For the sixty-three-year-old lycanthrope warrior, this rendezvous was a desperate, golden opportunity. Evander secretly planned to hand his cursed daughter over to the elves' care, hoping their druidic masters could teach her to control her volatile transformations. He knew he had no place in their realm; the beastfolk sharing the woodlands would hunt him on sight for his pureblood lycanthrope nature. But Elowen, if she could weaponize her terrible curse, could become a highly valuable asset to the </w:t>
-      </w:r>
-      <w:r>
-        <w:rPr>
-          <w:lang w:val="en-IL"/>
-        </w:rPr>
+      <w:r>
+        <w:t xml:space="preserve">Eva never stepped foot outside the citadel gates alone. Her traveling companions were usually hairy, four-legged, and prone to drooling, but they were the best company a scout could ask for. Accompanied by her massive black </w:t>
+      </w:r>
+      <w:proofErr w:type="spellStart"/>
+      <w:r>
+        <w:t>direwolf</w:t>
+      </w:r>
+      <w:proofErr w:type="spellEnd"/>
+      <w:r>
+        <w:t xml:space="preserve">, Lycaon, the twenty-eight-year-old Beast Tamer would make the </w:t>
+      </w:r>
+      <w:proofErr w:type="spellStart"/>
+      <w:r>
+        <w:t>grueling</w:t>
+      </w:r>
+      <w:proofErr w:type="spellEnd"/>
+      <w:r>
+        <w:t>, week-long trek to the abandoned ruins at the edge of the dark forest. From there, her true work began. Despite the terrifying abundance of high-tier monsters lurking in the shadows, Eva navigated the deadly, suffocating territory with remarkable ease, guided by her unique connection to the wildlife. Lately, however, her dangerous expeditions always included a deliberate detour to a rotting, abandoned shack hidden in the northern depths of the woods.</w:t>
+      </w:r>
+    </w:p>
+    <w:p>
+      <w:r>
+        <w:t xml:space="preserve">Inside that shack lived two exiled lycanthropes. Seventeen-year-old Elowen possessed an innate ability to detect hidden malice from leagues away, and from the very first moment she caught the human's scent, she knew Eva </w:t>
+      </w:r>
+      <w:proofErr w:type="spellStart"/>
+      <w:r>
+        <w:t>harbored</w:t>
+      </w:r>
+      <w:proofErr w:type="spellEnd"/>
+      <w:r>
+        <w:t xml:space="preserve"> </w:t>
+      </w:r>
+      <w:proofErr w:type="gramStart"/>
+      <w:r>
+        <w:t>absolutely no</w:t>
+      </w:r>
+      <w:proofErr w:type="gramEnd"/>
+      <w:r>
+        <w:t xml:space="preserve"> ill intent. Seeing the immense distances the Beast Tamer would travel just to visit </w:t>
+      </w:r>
+      <w:proofErr w:type="gramStart"/>
+      <w:r>
+        <w:t>them,</w:t>
+      </w:r>
+      <w:proofErr w:type="gramEnd"/>
+      <w:r>
+        <w:t xml:space="preserve"> Elowen trusted her wholeheartedly. Today, however, the atmosphere in the shack was tense. "Today we set out deeper than ever before. Our contact will be an elven druid," Evander announced, his seasoned voice carrying a heavy, hidden weight. Elven druids rarely left the safety of the eastern Woodlands, meaning the intelligence Eva carried this time was critical to the war against the rising demon king.</w:t>
+      </w:r>
+    </w:p>
+    <w:p>
+      <w:r>
+        <w:t xml:space="preserve">For the sixty-three-year-old lycanthrope warrior, this rendezvous was a desperate, golden opportunity. Evander secretly planned to hand his cursed daughter over to the elves' care, hoping their druidic masters could teach her to control her volatile transformations. He knew he had no place in their realm; the </w:t>
+      </w:r>
+      <w:proofErr w:type="spellStart"/>
+      <w:r>
+        <w:t>beastfolk</w:t>
+      </w:r>
+      <w:proofErr w:type="spellEnd"/>
+      <w:r>
+        <w:t xml:space="preserve"> sharing the woodlands would hunt him on sight for his pureblood lycanthrope nature. But Elowen, if she could weaponize her terrible curse, could become a highly </w:t>
+      </w:r>
+      <w:proofErr w:type="gramStart"/>
+      <w:r>
+        <w:t>valuable asset</w:t>
+      </w:r>
+      <w:proofErr w:type="gramEnd"/>
+      <w:r>
+        <w:t xml:space="preserve"> to the </w:t>
+      </w:r>
+      <w:r>
         <w:lastRenderedPageBreak/>
         <w:t>world. Ignorant to her father's silent farewell, Elowen turned and beamed at their human ally. "Thank you for coming to pick us up every time, Ms. Eva."</w:t>
       </w:r>
@@ -723,24 +1111,329 @@
     <w:p>
       <w:pPr>
         <w:rPr>
-          <w:lang w:val="en-IL"/>
+          <w:rtl/>
         </w:rPr>
       </w:pPr>
       <w:r>
-        <w:rPr>
-          <w:lang w:val="en-IL"/>
-        </w:rPr>
-        <w:t>Eva chuckled warmly, giving Lycaon a fond scratch behind the ears. "Drop the honorifics, you silly girl. We're friends, right?" Ever since their first fateful encounter months ago, Eva had frequented the dark forest far more than her missions required, genuinely cherishing the young exile's company just as much as her duty to the alliance. As the trio—flanked by the towering direwolf—began their long, perilous march toward the eastern border, Elowen stepped brightly between her father and her human friend. "Having Eva and Dad at my side... I feel like I can do anything!" the young Earth Scout declared cheerfully, walking with a soft smile into the forest, completely unaware of the heartbreaking sacrifice her father was preparing to make.</w:t>
+        <w:t xml:space="preserve">Eva chuckled warmly, giving Lycaon a fond scratch behind the ears. "Drop the honorifics, you silly girl. We're friends, right?" Ever since their first fateful encounter months ago, Eva had frequented the dark forest far more than her missions required, genuinely cherishing the young exile's company just as much as her duty to the alliance. As the trio—flanked by the towering </w:t>
+      </w:r>
+      <w:proofErr w:type="spellStart"/>
+      <w:r>
+        <w:t>direwolf</w:t>
+      </w:r>
+      <w:proofErr w:type="spellEnd"/>
+      <w:r>
+        <w:t>—began their long, perilous march toward the eastern border, Elowen stepped brightly between her father and her human friend. "Having Eva and Dad at my side... I feel like I can do anything!" the young Earth Scout declared cheerfully, walking with a soft smile into the forest, completely unaware of the heartbreaking sacrifice her father was preparing to make.</w:t>
       </w:r>
     </w:p>
     <w:p>
       <w:pPr>
         <w:rPr>
-          <w:rFonts w:hint="eastAsia"/>
-          <w:lang w:val="en-IL"/>
+          <w:rtl/>
         </w:rPr>
       </w:pPr>
     </w:p>
+    <w:p>
+      <w:pPr>
+        <w:rPr>
+          <w:b/>
+          <w:bCs/>
+        </w:rPr>
+      </w:pPr>
+      <w:r>
+        <w:rPr>
+          <w:rFonts w:hint="eastAsia"/>
+          <w:b/>
+          <w:bCs/>
+        </w:rPr>
+        <w:t xml:space="preserve">Sylas, Leona, Freya </w:t>
+      </w:r>
+      <w:r>
+        <w:rPr>
+          <w:b/>
+          <w:bCs/>
+        </w:rPr>
+        <w:t>–</w:t>
+      </w:r>
+      <w:r>
+        <w:rPr>
+          <w:rFonts w:hint="eastAsia"/>
+          <w:b/>
+          <w:bCs/>
+        </w:rPr>
+        <w:t xml:space="preserve"> story 6 </w:t>
+      </w:r>
+      <w:r>
+        <w:rPr>
+          <w:b/>
+          <w:bCs/>
+        </w:rPr>
+        <w:t>–</w:t>
+      </w:r>
+      <w:r>
+        <w:rPr>
+          <w:rFonts w:hint="eastAsia"/>
+          <w:b/>
+          <w:bCs/>
+        </w:rPr>
+        <w:t xml:space="preserve"> </w:t>
+      </w:r>
+      <w:r>
+        <w:rPr>
+          <w:b/>
+          <w:bCs/>
+        </w:rPr>
+        <w:t>‘</w:t>
+      </w:r>
+      <w:r>
+        <w:rPr>
+          <w:rFonts w:hint="eastAsia"/>
+          <w:b/>
+          <w:bCs/>
+        </w:rPr>
+        <w:t>The Task</w:t>
+      </w:r>
+      <w:r>
+        <w:rPr>
+          <w:b/>
+          <w:bCs/>
+        </w:rPr>
+        <w:t>’</w:t>
+      </w:r>
+      <w:r>
+        <w:rPr>
+          <w:rFonts w:hint="eastAsia"/>
+          <w:b/>
+          <w:bCs/>
+        </w:rPr>
+        <w:t xml:space="preserve"> </w:t>
+      </w:r>
+      <w:r>
+        <w:rPr>
+          <w:b/>
+          <w:bCs/>
+        </w:rPr>
+        <w:t>–</w:t>
+      </w:r>
+      <w:r>
+        <w:rPr>
+          <w:rFonts w:hint="eastAsia"/>
+          <w:b/>
+          <w:bCs/>
+        </w:rPr>
+        <w:t xml:space="preserve"> </w:t>
+      </w:r>
+      <w:proofErr w:type="spellStart"/>
+      <w:r>
+        <w:rPr>
+          <w:rFonts w:hint="eastAsia"/>
+          <w:b/>
+          <w:bCs/>
+        </w:rPr>
+        <w:t>Sunspear</w:t>
+      </w:r>
+      <w:proofErr w:type="spellEnd"/>
+    </w:p>
+    <w:p>
+      <w:r>
+        <w:t>"Who told you to clean the hallway?" Sylas asked, bewildered by the cluster of young orphans diligently scrubbing the cathedral's polished stone floors.</w:t>
+      </w:r>
+    </w:p>
+    <w:p/>
+    <w:p>
+      <w:r>
+        <w:t>"Leona," the children answered in a perfectly synchronized, exhausted unison.</w:t>
+      </w:r>
+    </w:p>
+    <w:p/>
+    <w:p>
+      <w:r>
+        <w:t xml:space="preserve">Sylas pinched the bridge of his nose. As the custodian of the church’s orphans and a Bishop of the Moonlight Scripture, he took his duty to these children seriously. He knew Leona was a good kid—she was reliable, serious, and fiercely hardworking. But her heavy-handed </w:t>
+      </w:r>
+      <w:proofErr w:type="spellStart"/>
+      <w:r>
+        <w:t>justicar</w:t>
+      </w:r>
+      <w:proofErr w:type="spellEnd"/>
+      <w:r>
+        <w:t xml:space="preserve"> mentality and unyielding grasp for authority made her an absolute pain to deal with on days like this. Deciding she needed a proper scolding, the Light Cleric paced past the squeaky-clean corridor and headed toward the garden exit.</w:t>
+      </w:r>
+    </w:p>
+    <w:p/>
+    <w:p>
+      <w:r>
+        <w:t xml:space="preserve">Outside, Leona was violently practicing her staff swings in the crisp morning air. She carried a crushing responsibility that no one else could </w:t>
+      </w:r>
+      <w:proofErr w:type="spellStart"/>
+      <w:proofErr w:type="gramStart"/>
+      <w:r>
+        <w:t>fulfill</w:t>
+      </w:r>
+      <w:proofErr w:type="spellEnd"/>
+      <w:r>
+        <w:t>:</w:t>
+      </w:r>
+      <w:proofErr w:type="gramEnd"/>
+      <w:r>
+        <w:t xml:space="preserve"> representing the legendary name of </w:t>
+      </w:r>
+      <w:proofErr w:type="spellStart"/>
+      <w:r>
+        <w:t>Stormrage</w:t>
+      </w:r>
+      <w:proofErr w:type="spellEnd"/>
+      <w:r>
+        <w:t xml:space="preserve">. Walking the same grounds that Odin </w:t>
+      </w:r>
+      <w:proofErr w:type="spellStart"/>
+      <w:r>
+        <w:t>Stormrage</w:t>
+      </w:r>
+      <w:proofErr w:type="spellEnd"/>
+      <w:r>
+        <w:t xml:space="preserve"> once tread meant that anything short of absolute perfection was unacceptable. No adult had forced this impossible standard upon her; she had woven it around herself like </w:t>
+      </w:r>
+      <w:proofErr w:type="spellStart"/>
+      <w:r>
+        <w:t>armor</w:t>
+      </w:r>
+      <w:proofErr w:type="spellEnd"/>
+      <w:r>
+        <w:t>. Her relentless drive had paid off weeks prior when she officially attained the title of Master of Fire, a rank unheard of for a fourteen-year-old. Yet, as she swung her staff with a frustrated, breathless grunt, no flames sparked from the wood. "It's not enough," she muttered to herself, the weight of her lineage pressing down on her shoulders.</w:t>
+      </w:r>
+    </w:p>
+    <w:p/>
+    <w:p>
+      <w:r>
+        <w:lastRenderedPageBreak/>
+        <w:t xml:space="preserve">In her peripheral vision, she spotted Freya. The Dark Berserker was being weird again, </w:t>
+      </w:r>
+      <w:proofErr w:type="spellStart"/>
+      <w:r>
+        <w:t>groveling</w:t>
+      </w:r>
+      <w:proofErr w:type="spellEnd"/>
+      <w:r>
+        <w:t xml:space="preserve"> around the base of the garden’s stone fountains and clumsily flailing her hands over the cobblestones. The pathetic display instantly agitated Leona’s strict sense of order. She marched over, forcing herself to swallow her fiery frustration so she wouldn't take it out on the awkward woman. "What did you drop now, Freya? Get up, you look like a lost cat."</w:t>
+      </w:r>
+    </w:p>
+    <w:p/>
+    <w:p>
+      <w:r>
+        <w:t>"</w:t>
+      </w:r>
+      <w:proofErr w:type="spellStart"/>
+      <w:r>
+        <w:t>Uhhh</w:t>
+      </w:r>
+      <w:proofErr w:type="spellEnd"/>
+      <w:r>
+        <w:t xml:space="preserve">, Ms. Leona! S-sorry for my weird appearance," Freya stammered, her voice trembling as fat tears began to spill rapidly down her cheeks. "I think I dropped m-my </w:t>
+      </w:r>
+      <w:proofErr w:type="spellStart"/>
+      <w:r>
+        <w:t>sigil</w:t>
+      </w:r>
+      <w:proofErr w:type="spellEnd"/>
+      <w:r>
+        <w:t>..."</w:t>
+      </w:r>
+    </w:p>
+    <w:p/>
+    <w:p>
+      <w:r>
+        <w:t>Seeing the formidable, troll-blade-wielding templar reduced to a weeping, miserable mess swiftly extinguished Leona’s irritation, replacing it with a heavy sigh of pity. "Now, now, I'll help you look for it. Just stop crying!"</w:t>
+      </w:r>
+    </w:p>
+    <w:p/>
+    <w:p>
+      <w:r>
+        <w:t xml:space="preserve">"Leona </w:t>
+      </w:r>
+      <w:proofErr w:type="spellStart"/>
+      <w:r>
+        <w:t>Stormrage</w:t>
+      </w:r>
+      <w:proofErr w:type="spellEnd"/>
+      <w:r>
+        <w:t>! You owe me an explanation!"</w:t>
+      </w:r>
+    </w:p>
+    <w:p/>
+    <w:p>
+      <w:r>
+        <w:t>The booming voice echoed across the courtyard. Leona jumped out of her skin, her authoritative posture instantly collapsing into the terrified posture of a scolded child. Beside her, Freya practically folded in half, ducking and covering her head as if trying to physically hide from the approaching cleric.</w:t>
+      </w:r>
+    </w:p>
+    <w:p/>
+    <w:p>
+      <w:r>
+        <w:t>"How many times do I have to tell you about ordering the other children around?" Sylas demanded, stopping before his prodigy.</w:t>
+      </w:r>
+    </w:p>
+    <w:p/>
+    <w:p>
+      <w:r>
+        <w:t>Leona opened her mouth, her mind racing with her usual arsenal of defensive excuses. But the words died in her throat. She looked down at her boots, realizing just how aggressively she had been projecting her own internal frustrations onto the younger orphans. To Sylas's absolute shock, the thorny mage simply nodded. "You're right. I was wrong to do it," she mumbled, genuinely admitting her fault.</w:t>
+      </w:r>
+    </w:p>
+    <w:p/>
+    <w:p>
+      <w:r>
+        <w:t xml:space="preserve">Sylas was entirely taken aback by the uncharacteristic admission. </w:t>
+      </w:r>
+      <w:r>
+        <w:rPr>
+          <w:b/>
+          <w:bCs/>
+        </w:rPr>
+        <w:t>True growth</w:t>
+      </w:r>
+      <w:r>
+        <w:t>, he realized, watching the fiery teenager swallow her immense pride.</w:t>
+      </w:r>
+    </w:p>
+    <w:p/>
+    <w:p>
+      <w:r>
+        <w:lastRenderedPageBreak/>
+        <w:t>Unknowingly, the cleric's stern, parent-like glare melted into a soft, remarkably caring smile. "Good. Now that we have that settled, go back inside and join the other kids in cleaning the hallway."</w:t>
+      </w:r>
+    </w:p>
+    <w:p/>
+    <w:p>
+      <w:r>
+        <w:t xml:space="preserve">"Yes, sir! At once!" Leona </w:t>
+      </w:r>
+      <w:proofErr w:type="gramStart"/>
+      <w:r>
+        <w:t>replied,</w:t>
+      </w:r>
+      <w:proofErr w:type="gramEnd"/>
+      <w:r>
+        <w:t xml:space="preserve"> her relief palpable as she hurried back toward the grand entrance of the cathedral.</w:t>
+      </w:r>
+    </w:p>
+    <w:p/>
+    <w:p>
+      <w:r>
+        <w:t>As the heavy oak doors shut behind the young mage, the warmth vanished from Sylas’s face in a fraction of a second. He turned his gaze down to the cowering woman still kneeling by the fountain. He didn't trust Freya. He never had, not since the day she had mysteriously appeared at the cathedral gates. His holy instincts, sharpened by a lifetime of regret and survival, screamed that something deeply shadowed lurked beneath her pathetic facade.</w:t>
+      </w:r>
+    </w:p>
+    <w:p/>
+    <w:p>
+      <w:r>
+        <w:t>"As for you... what are you doing out here, Freya?" Sylas asked, his tone shifting into something cold, serious, and entirely emotionless. Without waiting for her stuttered reply, he turned his back to her. "Get up and walk with me."</w:t>
+      </w:r>
+    </w:p>
+    <w:p>
+      <w:pPr>
+        <w:rPr>
+          <w:rFonts w:hint="eastAsia"/>
+        </w:rPr>
+      </w:pPr>
+    </w:p>
+    <w:p/>
     <w:p/>
     <w:sectPr>
       <w:pgSz w:w="11906" w:h="16838"/>
